--- a/Presentations and Progress/SURA_2026_Proposal_Indoor_Localisation.docx
+++ b/Presentations and Progress/SURA_2026_Proposal_Indoor_Localisation.docx
@@ -381,7 +381,14 @@
                 <w:sz w:val="20"/>
                 <w:szCs w:val="20"/>
               </w:rPr>
-              <w:t>10067</w:t>
+              <w:t>100</w:t>
+            </w:r>
+            <w:r>
+              <w:rPr>
+                <w:sz w:val="20"/>
+                <w:szCs w:val="20"/>
+              </w:rPr>
+              <w:t>76</w:t>
             </w:r>
           </w:p>
         </w:tc>
@@ -692,15 +699,7 @@
         <w:spacing w:after="80"/>
       </w:pPr>
       <w:r>
-        <w:t xml:space="preserve">Conduct an exhaustive analysis of the </w:t>
-      </w:r>
-      <w:proofErr w:type="spellStart"/>
-      <w:r>
-        <w:t>MagWi</w:t>
-      </w:r>
-      <w:proofErr w:type="spellEnd"/>
-      <w:r>
-        <w:t xml:space="preserve"> hybrid dataset to characterize the complementary relationship between ambient magnetic field measurements and Wi-Fi RSS features as applied to indoor user localization.</w:t>
+        <w:t>Conduct an exhaustive analysis of the MagWi hybrid dataset to characterize the complementary relationship between ambient magnetic field measurements and Wi-Fi RSS features as applied to indoor user localization.</w:t>
       </w:r>
     </w:p>
     <w:p>
@@ -832,21 +831,7 @@
         <w:rPr>
           <w:color w:val="000000"/>
         </w:rPr>
-        <w:t xml:space="preserve">The </w:t>
-      </w:r>
-      <w:proofErr w:type="spellStart"/>
-      <w:r>
-        <w:rPr>
-          <w:color w:val="000000"/>
-        </w:rPr>
-        <w:t>MagWi</w:t>
-      </w:r>
-      <w:proofErr w:type="spellEnd"/>
-      <w:r>
-        <w:rPr>
-          <w:color w:val="000000"/>
-        </w:rPr>
-        <w:t xml:space="preserve"> dataset provides synchronized measurements of Wi-Fi RSS, magnetometer readings, and inertial sensor data collected from smartphones in indoor environments. This hybrid dataset enables the study of complementary sensing modalities for indoor positioning and offers an ideal benchmark for evaluating sensor-fusion-based localization models.</w:t>
+        <w:t>The MagWi dataset provides synchronized measurements of Wi-Fi RSS, magnetometer readings, and inertial sensor data collected from smartphones in indoor environments. This hybrid dataset enables the study of complementary sensing modalities for indoor positioning and offers an ideal benchmark for evaluating sensor-fusion-based localization models.</w:t>
       </w:r>
       <w:r>
         <w:rPr>
@@ -906,28 +891,10 @@
         <w:spacing w:after="80"/>
       </w:pPr>
       <w:r>
-        <w:t xml:space="preserve">The current dataset of interest is a hybrid dataset with Magnetic Field and RSS </w:t>
-      </w:r>
-      <w:proofErr w:type="gramStart"/>
-      <w:r>
-        <w:t>readings,</w:t>
-      </w:r>
-      <w:proofErr w:type="gramEnd"/>
-      <w:r>
-        <w:t xml:space="preserve"> no studies are found on the specific </w:t>
-      </w:r>
-      <w:proofErr w:type="spellStart"/>
-      <w:proofErr w:type="gramStart"/>
-      <w:r>
-        <w:t>dataset.E</w:t>
-      </w:r>
-      <w:r>
-        <w:t>xisting</w:t>
-      </w:r>
-      <w:proofErr w:type="spellEnd"/>
-      <w:proofErr w:type="gramEnd"/>
-      <w:r>
-        <w:t xml:space="preserve"> methods do not fully exploit the sequential structure of trajectory-based sensor data. This project aims to investigate hybrid machine learning models that jointly learn spatial Wi-Fi fingerprints and temporal magnetic signatures using sequence-aware architectures.</w:t>
+        <w:t>The current dataset of interest is a hybrid dataset with Magnetic Field and RSS readings, no studies are found on the specific dataset.E</w:t>
+      </w:r>
+      <w:r>
+        <w:t>xisting methods do not fully exploit the sequential structure of trajectory-based sensor data. This project aims to investigate hybrid machine learning models that jointly learn spatial Wi-Fi fingerprints and temporal magnetic signatures using sequence-aware architectures.</w:t>
       </w:r>
     </w:p>
     <w:p>
@@ -1026,15 +993,7 @@
         <w:spacing w:after="80"/>
       </w:pPr>
       <w:r>
-        <w:t xml:space="preserve">The </w:t>
-      </w:r>
-      <w:proofErr w:type="spellStart"/>
-      <w:r>
-        <w:t>MagWi</w:t>
-      </w:r>
-      <w:proofErr w:type="spellEnd"/>
-      <w:r>
-        <w:t xml:space="preserve"> dataset contains 2831 Wi-Fi fingerprint locations and signals from 1425 unique access points, providing dense spatial coverage for indoor localization.</w:t>
+        <w:t>The MagWi dataset contains 2831 Wi-Fi fingerprint locations and signals from 1425 unique access points, providing dense spatial coverage for indoor localization.</w:t>
       </w:r>
     </w:p>
     <w:p>
@@ -1047,15 +1006,7 @@
         <w:spacing w:after="80"/>
       </w:pPr>
       <w:r>
-        <w:t xml:space="preserve">Wi-Fi RSS measurements follow realistic indoor distributions (mean ≈ −72 dBm) with minimal missing data, making them suitable for fingerprint-based </w:t>
-      </w:r>
-      <w:proofErr w:type="spellStart"/>
-      <w:r>
-        <w:t>modeling</w:t>
-      </w:r>
-      <w:proofErr w:type="spellEnd"/>
-      <w:r>
-        <w:t>.</w:t>
+        <w:t>Wi-Fi RSS measurements follow realistic indoor distributions (mean ≈ −72 dBm) with minimal missing data, making them suitable for fingerprint-based modeling.</w:t>
       </w:r>
     </w:p>
     <w:p>
@@ -1068,15 +1019,7 @@
         <w:spacing w:after="80"/>
       </w:pPr>
       <w:r>
-        <w:t xml:space="preserve">Magnetic field measurements exhibit stable spatial signatures (mean ≈ 44 </w:t>
-      </w:r>
-      <w:proofErr w:type="spellStart"/>
-      <w:r>
-        <w:t>μT</w:t>
-      </w:r>
-      <w:proofErr w:type="spellEnd"/>
-      <w:r>
-        <w:t>) caused by structural distortions in indoor environments, providing time-invariant location fingerprints.</w:t>
+        <w:t>Magnetic field measurements exhibit stable spatial signatures (mean ≈ 44 μT) caused by structural distortions in indoor environments, providing time-invariant location fingerprints.</w:t>
       </w:r>
     </w:p>
     <w:p>
@@ -1102,15 +1045,7 @@
         <w:spacing w:after="80"/>
       </w:pPr>
       <w:r>
-        <w:t xml:space="preserve">The Data </w:t>
-      </w:r>
-      <w:proofErr w:type="gramStart"/>
-      <w:r>
-        <w:t>Analysis :</w:t>
-      </w:r>
-      <w:proofErr w:type="gramEnd"/>
-      <w:r>
-        <w:t xml:space="preserve"> </w:t>
+        <w:t xml:space="preserve">The Data Analysis : </w:t>
       </w:r>
       <w:hyperlink r:id="rId8" w:history="1">
         <w:r>
@@ -1289,14 +1224,9 @@
       <w:pPr>
         <w:pStyle w:val="Heading1"/>
       </w:pPr>
-      <w:proofErr w:type="gramStart"/>
       <w:r>
         <w:lastRenderedPageBreak/>
-        <w:t>5 .</w:t>
-      </w:r>
-      <w:proofErr w:type="gramEnd"/>
-      <w:r>
-        <w:t xml:space="preserve"> Budget, Duration, and Facilities Required</w:t>
+        <w:t>5 . Budget, Duration, and Facilities Required</w:t>
       </w:r>
     </w:p>
     <w:p>
@@ -1792,43 +1722,7 @@
         <w:sz w:val="16"/>
         <w:szCs w:val="16"/>
       </w:rPr>
-      <w:t xml:space="preserve">Summer Undergraduate Research </w:t>
-    </w:r>
-    <w:proofErr w:type="gramStart"/>
-    <w:r>
-      <w:rPr>
-        <w:color w:val="888888"/>
-        <w:sz w:val="16"/>
-        <w:szCs w:val="16"/>
-      </w:rPr>
-      <w:t>Award  |</w:t>
-    </w:r>
-    <w:proofErr w:type="gramEnd"/>
-    <w:r>
-      <w:rPr>
-        <w:color w:val="888888"/>
-        <w:sz w:val="16"/>
-        <w:szCs w:val="16"/>
-      </w:rPr>
-      <w:t xml:space="preserve">  Indian Institute of </w:t>
-    </w:r>
-    <w:proofErr w:type="gramStart"/>
-    <w:r>
-      <w:rPr>
-        <w:color w:val="888888"/>
-        <w:sz w:val="16"/>
-        <w:szCs w:val="16"/>
-      </w:rPr>
-      <w:t>Technology  |</w:t>
-    </w:r>
-    <w:proofErr w:type="gramEnd"/>
-    <w:r>
-      <w:rPr>
-        <w:color w:val="888888"/>
-        <w:sz w:val="16"/>
-        <w:szCs w:val="16"/>
-      </w:rPr>
-      <w:t xml:space="preserve">  2026</w:t>
+      <w:t>Summer Undergraduate Research Award  |  Indian Institute of Technology  |  2026</w:t>
     </w:r>
   </w:p>
 </w:ftr>
